--- a/docs/口試資料/北科國圖延後公開申請書.docx
+++ b/docs/口試資料/北科國圖延後公開申請書.docx
@@ -2,8 +2,6 @@
 <file path=word/document.xml><?xml version="1.0" encoding="utf-8"?>
 <w:document xmlns:wpc="http://schemas.microsoft.com/office/word/2010/wordprocessingCanvas" xmlns:cx="http://schemas.microsoft.com/office/drawing/2014/chartex" xmlns:cx1="http://schemas.microsoft.com/office/drawing/2015/9/8/chartex" xmlns:cx2="http://schemas.microsoft.com/office/drawing/2015/10/21/chartex" xmlns:cx3="http://schemas.microsoft.com/office/drawing/2016/5/9/chartex" xmlns:cx4="http://schemas.microsoft.com/office/drawing/2016/5/10/chartex" xmlns:cx5="http://schemas.microsoft.com/office/drawing/2016/5/11/chartex" xmlns:cx6="http://schemas.microsoft.com/office/drawing/2016/5/12/chartex" xmlns:cx7="http://schemas.microsoft.com/office/drawing/2016/5/13/chartex" xmlns:cx8="http://schemas.microsoft.com/office/drawing/2016/5/14/chartex" xmlns:mc="http://schemas.openxmlformats.org/markup-compatibility/2006" xmlns:aink="http://schemas.microsoft.com/office/drawing/2016/ink" xmlns:am3d="http://schemas.microsoft.com/office/drawing/2017/model3d" xmlns:o="urn:schemas-microsoft-com:office:office" xmlns:oel="http://schemas.microsoft.com/office/2019/extlst" xmlns:r="http://schemas.openxmlformats.org/officeDocument/2006/relationships" xmlns:m="http://schemas.openxmlformats.org/officeDocument/2006/math" xmlns:v="urn:schemas-microsoft-com:vml" xmlns:wp14="http://schemas.microsoft.com/office/word/2010/wordprocessingDrawing" xmlns:wp="http://schemas.openxmlformats.org/drawingml/2006/wordprocessingDrawing" xmlns:w10="urn:schemas-microsoft-com:office:word" xmlns:w="http://schemas.openxmlformats.org/wordprocessingml/2006/main" xmlns:w14="http://schemas.microsoft.com/office/word/2010/wordml" xmlns:w15="http://schemas.microsoft.com/office/word/2012/wordml" xmlns:w16cex="http://schemas.microsoft.com/office/word/2018/wordml/cex" xmlns:w16cid="http://schemas.microsoft.com/office/word/2016/wordml/cid" xmlns:w16="http://schemas.microsoft.com/office/word/2018/wordml" xmlns:w16du="http://schemas.microsoft.com/office/word/2023/wordml/word16du" xmlns:w16sdtdh="http://schemas.microsoft.com/office/word/2020/wordml/sdtdatahash" xmlns:w16sdtfl="http://schemas.microsoft.com/office/word/2024/wordml/sdtformatlock" xmlns:w16se="http://schemas.microsoft.com/office/word/2015/wordml/symex" xmlns:wpg="http://schemas.microsoft.com/office/word/2010/wordprocessingGroup" xmlns:wpi="http://schemas.microsoft.com/office/word/2010/wordprocessingInk" xmlns:wne="http://schemas.microsoft.com/office/word/2006/wordml" xmlns:wps="http://schemas.microsoft.com/office/word/2010/wordprocessingShape" mc:Ignorable="w14 w15 w16se w16cid w16 w16cex w16sdtdh w16sdtfl w16du wp14">
   <w:body>
-    <w:bookmarkStart w:id="0" w:name="_Hlk208997275"/>
-    <w:bookmarkStart w:id="1" w:name="_Hlk208997294"/>
     <w:p>
       <w:pPr>
         <w:pStyle w:val="Standarduser"/>
@@ -11,6 +9,8 @@
         <w:spacing w:line="240" w:lineRule="atLeast"/>
         <w:jc w:val="center"/>
       </w:pPr>
+      <w:bookmarkStart w:id="0" w:name="_Hlk208997275"/>
+      <w:bookmarkStart w:id="1" w:name="_Hlk208997294"/>
       <w:r>
         <w:rPr>
           <w:rFonts w:ascii="Calibri" w:eastAsia="標楷體" w:hAnsi="Calibri" w:cs="Calibri"/>
@@ -225,15 +225,7 @@
           <w:color w:val="323232"/>
           <w:szCs w:val="24"/>
         </w:rPr>
-        <w:t>___</w:t>
-      </w:r>
-      <w:r>
-        <w:rPr>
-          <w:rFonts w:eastAsia="標楷體" w:cs="Calibri" w:hint="eastAsia"/>
-          <w:color w:val="323232"/>
-          <w:szCs w:val="24"/>
-        </w:rPr>
-        <w:t>2026</w:t>
+        <w:t>_________</w:t>
       </w:r>
       <w:r>
         <w:rPr>
@@ -241,15 +233,7 @@
           <w:color w:val="323232"/>
           <w:szCs w:val="24"/>
         </w:rPr>
-        <w:t>___(Y) / ___</w:t>
-      </w:r>
-      <w:r>
-        <w:rPr>
-          <w:rFonts w:eastAsia="標楷體" w:cs="Calibri" w:hint="eastAsia"/>
-          <w:color w:val="323232"/>
-          <w:szCs w:val="24"/>
-        </w:rPr>
-        <w:t>06</w:t>
+        <w:t>_(Y) / _____</w:t>
       </w:r>
       <w:r>
         <w:rPr>
@@ -257,7 +241,15 @@
           <w:color w:val="323232"/>
           <w:szCs w:val="24"/>
         </w:rPr>
-        <w:t>___(M) / ________(D)</w:t>
+        <w:t>__</w:t>
+      </w:r>
+      <w:r>
+        <w:rPr>
+          <w:rFonts w:eastAsia="標楷體" w:cs="Calibri"/>
+          <w:color w:val="323232"/>
+          <w:szCs w:val="24"/>
+        </w:rPr>
+        <w:t>_(M) / ________(D)</w:t>
       </w:r>
     </w:p>
     <w:tbl>
@@ -824,11 +816,19 @@
               <w:snapToGrid w:val="0"/>
               <w:spacing w:line="0" w:lineRule="atLeast"/>
               <w:rPr>
-                <w:rFonts w:ascii="Calibri" w:eastAsia="標楷體" w:hAnsi="Calibri" w:cs="Calibri" w:hint="eastAsia"/>
+                <w:rFonts w:ascii="Calibri" w:eastAsia="標楷體" w:hAnsi="Calibri" w:cs="Calibri"/>
                 <w:sz w:val="28"/>
                 <w:szCs w:val="28"/>
               </w:rPr>
             </w:pPr>
+            <w:r>
+              <w:rPr>
+                <w:rFonts w:ascii="Calibri" w:eastAsia="標楷體" w:hAnsi="Calibri" w:cs="Calibri" w:hint="eastAsia"/>
+                <w:sz w:val="24"/>
+                <w:szCs w:val="24"/>
+              </w:rPr>
+              <w:t>資訊工程系</w:t>
+            </w:r>
           </w:p>
         </w:tc>
       </w:tr>
@@ -924,6 +924,12 @@
                 <w:rFonts w:ascii="Calibri" w:eastAsia="標楷體" w:hAnsi="Calibri" w:cs="Calibri"/>
               </w:rPr>
             </w:pPr>
+            <w:r>
+              <w:rPr>
+                <w:rFonts w:ascii="Calibri" w:eastAsia="標楷體" w:hAnsi="Calibri" w:cs="Calibri"/>
+              </w:rPr>
+              <w:t>物流公司支援線規劃之多階段最佳化方法</w:t>
+            </w:r>
           </w:p>
         </w:tc>
       </w:tr>
@@ -1173,7 +1179,7 @@
             </w:pPr>
             <w:r>
               <w:rPr>
-                <w:rFonts w:ascii="Segoe UI Symbol" w:eastAsia="標楷體" w:hAnsi="Segoe UI Symbol" w:cs="Segoe UI Symbol"/>
+                <w:rFonts w:ascii="Segoe UI Symbol" w:eastAsia="標楷體" w:hAnsi="Segoe UI Symbol" w:cs="Segoe UI Symbol" w:hint="eastAsia"/>
                 <w:sz w:val="22"/>
                 <w:szCs w:val="22"/>
               </w:rPr>
@@ -1189,11 +1195,11 @@
             </w:r>
             <w:r>
               <w:rPr>
-                <w:rFonts w:ascii="Calibri" w:eastAsia="標楷體" w:hAnsi="Calibri" w:cs="Calibri"/>
+                <w:rFonts w:ascii="Calibri" w:eastAsia="標楷體" w:hAnsi="Calibri" w:cs="Calibri" w:hint="eastAsia"/>
                 <w:sz w:val="22"/>
                 <w:szCs w:val="22"/>
               </w:rPr>
-              <w:t xml:space="preserve"> </w:t>
+              <w:t>依產學合作計畫合約書規定</w:t>
             </w:r>
             <w:r>
               <w:rPr>
@@ -1670,7 +1676,7 @@
                 <w:sz w:val="26"/>
                 <w:szCs w:val="26"/>
               </w:rPr>
-              <w:t xml:space="preserve"> ____________(Y) / ____________(M) / ____________(D)</w:t>
+              <w:t xml:space="preserve"> __________(Y) / ___________(M) / __________(D)</w:t>
             </w:r>
             <w:r>
               <w:rPr>
@@ -3799,11 +3805,7 @@
           </mc:Choice>
           <mc:Fallback>
             <w:pict>
-              <v:shapetype w14:anchorId="50CE8D8F" id="_x0000_t202" coordsize="21600,21600" o:spt="202" path="m,l,21600r21600,l21600,xe">
-                <v:stroke joinstyle="miter"/>
-                <v:path gradientshapeok="t" o:connecttype="rect"/>
-              </v:shapetype>
-              <v:shape id="_x0000_s1027" type="#_x0000_t202" style="position:absolute;left:0;text-align:left;margin-left:451.85pt;margin-top:17.05pt;width:71.15pt;height:23.25pt;z-index:251661312;visibility:visible;mso-wrap-style:square;mso-wrap-distance-left:9pt;mso-wrap-distance-top:0;mso-wrap-distance-right:9pt;mso-wrap-distance-bottom:0;mso-position-horizontal:absolute;mso-position-horizontal-relative:margin;mso-position-vertical:absolute;mso-position-vertical-relative:text;v-text-anchor:top" o:gfxdata="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" strokeweight=".26467mm">
+              <v:shape w14:anchorId="50CE8D8F" id="_x0000_s1027" type="#_x0000_t202" style="position:absolute;left:0;text-align:left;margin-left:451.85pt;margin-top:17.05pt;width:71.15pt;height:23.25pt;z-index:251661312;visibility:visible;mso-wrap-style:square;mso-wrap-distance-left:9pt;mso-wrap-distance-top:0;mso-wrap-distance-right:9pt;mso-wrap-distance-bottom:0;mso-position-horizontal:absolute;mso-position-horizontal-relative:margin;mso-position-vertical:absolute;mso-position-vertical-relative:text;v-text-anchor:top" o:gfxdata="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" strokeweight=".26467mm">
                 <v:textbox>
                   <w:txbxContent>
                     <w:p>
@@ -3908,7 +3910,23 @@
           <w:color w:val="323232"/>
           <w:szCs w:val="24"/>
         </w:rPr>
-        <w:t>________(Y) / ________(M) / ________(D)</w:t>
+        <w:t>____</w:t>
+      </w:r>
+      <w:r>
+        <w:rPr>
+          <w:rFonts w:eastAsia="標楷體" w:cs="Calibri"/>
+          <w:color w:val="323232"/>
+          <w:szCs w:val="24"/>
+        </w:rPr>
+        <w:t>__</w:t>
+      </w:r>
+      <w:r>
+        <w:rPr>
+          <w:rFonts w:eastAsia="標楷體" w:cs="Calibri"/>
+          <w:color w:val="323232"/>
+          <w:szCs w:val="24"/>
+        </w:rPr>
+        <w:t>____(Y) / ________(M) / ________(D)</w:t>
       </w:r>
     </w:p>
     <w:tbl>
@@ -4360,6 +4378,14 @@
                 <w:rFonts w:ascii="Calibri" w:eastAsia="標楷體" w:hAnsi="Calibri" w:cs="Calibri"/>
               </w:rPr>
             </w:pPr>
+            <w:r>
+              <w:rPr>
+                <w:rFonts w:eastAsia="標楷體"/>
+                <w:sz w:val="24"/>
+                <w:szCs w:val="24"/>
+              </w:rPr>
+              <w:t>113598012</w:t>
+            </w:r>
           </w:p>
         </w:tc>
         <w:tc>
@@ -4464,6 +4490,7 @@
           <w:p>
             <w:pPr>
               <w:pStyle w:val="Standarduser"/>
+              <w:snapToGrid w:val="0"/>
               <w:spacing w:line="0" w:lineRule="atLeast"/>
               <w:rPr>
                 <w:rFonts w:ascii="Calibri" w:eastAsia="標楷體" w:hAnsi="Calibri" w:cs="Calibri"/>
@@ -4471,18 +4498,14 @@
                 <w:szCs w:val="28"/>
               </w:rPr>
             </w:pPr>
-          </w:p>
-          <w:p>
-            <w:pPr>
-              <w:pStyle w:val="Standarduser"/>
-              <w:snapToGrid w:val="0"/>
-              <w:spacing w:line="0" w:lineRule="atLeast"/>
-              <w:rPr>
-                <w:rFonts w:ascii="Calibri" w:eastAsia="標楷體" w:hAnsi="Calibri" w:cs="Calibri"/>
-                <w:sz w:val="28"/>
-                <w:szCs w:val="28"/>
-              </w:rPr>
-            </w:pPr>
+            <w:r>
+              <w:rPr>
+                <w:rFonts w:ascii="Calibri" w:eastAsia="標楷體" w:hAnsi="Calibri" w:cs="Calibri" w:hint="eastAsia"/>
+                <w:sz w:val="24"/>
+                <w:szCs w:val="24"/>
+              </w:rPr>
+              <w:t>資訊工程系</w:t>
+            </w:r>
           </w:p>
         </w:tc>
       </w:tr>
@@ -4578,6 +4601,12 @@
                 <w:rFonts w:ascii="Calibri" w:eastAsia="標楷體" w:hAnsi="Calibri" w:cs="Calibri"/>
               </w:rPr>
             </w:pPr>
+            <w:r>
+              <w:rPr>
+                <w:rFonts w:ascii="Calibri" w:eastAsia="標楷體" w:hAnsi="Calibri" w:cs="Calibri"/>
+              </w:rPr>
+              <w:t>物流公司支援線規劃之多階段最佳化方法</w:t>
+            </w:r>
           </w:p>
         </w:tc>
       </w:tr>
@@ -4827,11 +4856,11 @@
             </w:r>
             <w:r>
               <w:rPr>
-                <w:rFonts w:ascii="Calibri" w:eastAsia="標楷體" w:hAnsi="Calibri" w:cs="Calibri"/>
+                <w:rFonts w:ascii="Calibri" w:eastAsia="標楷體" w:hAnsi="Calibri" w:cs="Calibri" w:hint="eastAsia"/>
                 <w:sz w:val="22"/>
                 <w:szCs w:val="22"/>
               </w:rPr>
-              <w:t xml:space="preserve"> </w:t>
+              <w:t>依產學合作計畫合約書規定</w:t>
             </w:r>
             <w:r>
               <w:rPr>
